--- a/report/Report.docx
+++ b/report/Report.docx
@@ -35,6 +35,14 @@
         <w:tblStyle w:val="32"/>
         <w:tblW w:w="0" w:type="auto"/>
         <w:jc w:val="center"/>
+        <w:tblBorders>
+          <w:top w:val="single" w:color="auto" w:sz="4" w:space="0"/>
+          <w:left w:val="single" w:color="auto" w:sz="4" w:space="0"/>
+          <w:bottom w:val="single" w:color="auto" w:sz="4" w:space="0"/>
+          <w:right w:val="single" w:color="auto" w:sz="4" w:space="0"/>
+          <w:insideH w:val="none" w:color="auto" w:sz="4" w:space="0"/>
+          <w:insideV w:val="none" w:color="auto" w:sz="4" w:space="0"/>
+        </w:tblBorders>
         <w:tblLayout w:type="autofit"/>
         <w:tblCellMar>
           <w:top w:w="0" w:type="dxa"/>
@@ -44,11 +52,19 @@
         </w:tblCellMar>
       </w:tblPr>
       <w:tblGrid>
-        <w:gridCol w:w="1161"/>
-        <w:gridCol w:w="9423"/>
+        <w:gridCol w:w="1430"/>
+        <w:gridCol w:w="9154"/>
       </w:tblGrid>
       <w:tr>
         <w:tblPrEx>
+          <w:tblBorders>
+            <w:top w:val="single" w:color="auto" w:sz="4" w:space="0"/>
+            <w:left w:val="single" w:color="auto" w:sz="4" w:space="0"/>
+            <w:bottom w:val="single" w:color="auto" w:sz="4" w:space="0"/>
+            <w:right w:val="single" w:color="auto" w:sz="4" w:space="0"/>
+            <w:insideH w:val="none" w:color="auto" w:sz="4" w:space="0"/>
+            <w:insideV w:val="none" w:color="auto" w:sz="4" w:space="0"/>
+          </w:tblBorders>
           <w:tblCellMar>
             <w:top w:w="0" w:type="dxa"/>
             <w:left w:w="108" w:type="dxa"/>
@@ -62,23 +78,25 @@
         </w:trPr>
         <w:tc>
           <w:tcPr>
-            <w:tcW w:w="1161" w:type="dxa"/>
-            <w:tcBorders>
-              <w:top w:val="single" w:color="auto" w:sz="4" w:space="0"/>
-              <w:left w:val="single" w:color="auto" w:sz="4" w:space="0"/>
-            </w:tcBorders>
+            <w:tcW w:w="1430" w:type="dxa"/>
             <w:shd w:val="clear" w:color="auto" w:fill="EEF2FF"/>
             <w:vAlign w:val="center"/>
           </w:tcPr>
           <w:p>
             <w:pPr>
               <w:spacing w:after="0" w:line="240" w:lineRule="auto"/>
+              <w:jc w:val="center"/>
+              <w:rPr>
+                <w:sz w:val="20"/>
+                <w:szCs w:val="20"/>
+              </w:rPr>
             </w:pPr>
             <w:r>
               <w:rPr>
                 <w:b/>
                 <w:color w:val="143B91"/>
-                <w:sz w:val="16"/>
+                <w:sz w:val="20"/>
+                <w:szCs w:val="20"/>
               </w:rPr>
               <w:t>GitHub repo</w:t>
             </w:r>
@@ -86,11 +104,7 @@
         </w:tc>
         <w:tc>
           <w:tcPr>
-            <w:tcW w:w="9423" w:type="dxa"/>
-            <w:tcBorders>
-              <w:top w:val="single" w:color="auto" w:sz="4" w:space="0"/>
-              <w:right w:val="single" w:color="auto" w:sz="4" w:space="0"/>
-            </w:tcBorders>
+            <w:tcW w:w="9154" w:type="dxa"/>
             <w:vAlign w:val="center"/>
           </w:tcPr>
           <w:p>
@@ -159,6 +173,14 @@
       </w:tr>
       <w:tr>
         <w:tblPrEx>
+          <w:tblBorders>
+            <w:top w:val="single" w:color="auto" w:sz="4" w:space="0"/>
+            <w:left w:val="single" w:color="auto" w:sz="4" w:space="0"/>
+            <w:bottom w:val="single" w:color="auto" w:sz="4" w:space="0"/>
+            <w:right w:val="single" w:color="auto" w:sz="4" w:space="0"/>
+            <w:insideH w:val="none" w:color="auto" w:sz="4" w:space="0"/>
+            <w:insideV w:val="none" w:color="auto" w:sz="4" w:space="0"/>
+          </w:tblBorders>
           <w:tblCellMar>
             <w:top w:w="0" w:type="dxa"/>
             <w:left w:w="108" w:type="dxa"/>
@@ -172,22 +194,25 @@
         </w:trPr>
         <w:tc>
           <w:tcPr>
-            <w:tcW w:w="1161" w:type="dxa"/>
-            <w:tcBorders>
-              <w:left w:val="single" w:color="auto" w:sz="4" w:space="0"/>
-            </w:tcBorders>
+            <w:tcW w:w="1430" w:type="dxa"/>
             <w:shd w:val="clear" w:color="auto" w:fill="EEF2FF"/>
             <w:vAlign w:val="center"/>
           </w:tcPr>
           <w:p>
             <w:pPr>
               <w:spacing w:after="0" w:line="240" w:lineRule="auto"/>
+              <w:jc w:val="center"/>
+              <w:rPr>
+                <w:sz w:val="20"/>
+                <w:szCs w:val="20"/>
+              </w:rPr>
             </w:pPr>
             <w:r>
               <w:rPr>
                 <w:b/>
                 <w:color w:val="143B91"/>
-                <w:sz w:val="16"/>
+                <w:sz w:val="20"/>
+                <w:szCs w:val="20"/>
               </w:rPr>
               <w:t>Agent type</w:t>
             </w:r>
@@ -195,10 +220,7 @@
         </w:tc>
         <w:tc>
           <w:tcPr>
-            <w:tcW w:w="9423" w:type="dxa"/>
-            <w:tcBorders>
-              <w:right w:val="single" w:color="auto" w:sz="4" w:space="0"/>
-            </w:tcBorders>
+            <w:tcW w:w="9154" w:type="dxa"/>
             <w:vAlign w:val="center"/>
           </w:tcPr>
           <w:p>
@@ -222,6 +244,14 @@
       </w:tr>
       <w:tr>
         <w:tblPrEx>
+          <w:tblBorders>
+            <w:top w:val="single" w:color="auto" w:sz="4" w:space="0"/>
+            <w:left w:val="single" w:color="auto" w:sz="4" w:space="0"/>
+            <w:bottom w:val="single" w:color="auto" w:sz="4" w:space="0"/>
+            <w:right w:val="single" w:color="auto" w:sz="4" w:space="0"/>
+            <w:insideH w:val="none" w:color="auto" w:sz="4" w:space="0"/>
+            <w:insideV w:val="none" w:color="auto" w:sz="4" w:space="0"/>
+          </w:tblBorders>
           <w:tblCellMar>
             <w:top w:w="0" w:type="dxa"/>
             <w:left w:w="108" w:type="dxa"/>
@@ -235,23 +265,25 @@
         </w:trPr>
         <w:tc>
           <w:tcPr>
-            <w:tcW w:w="1161" w:type="dxa"/>
-            <w:tcBorders>
-              <w:left w:val="single" w:color="auto" w:sz="4" w:space="0"/>
-            </w:tcBorders>
+            <w:tcW w:w="1430" w:type="dxa"/>
             <w:shd w:val="clear" w:color="auto" w:fill="EEF2FF"/>
             <w:vAlign w:val="center"/>
           </w:tcPr>
           <w:p>
             <w:pPr>
               <w:spacing w:after="0" w:line="240" w:lineRule="auto"/>
+              <w:jc w:val="center"/>
+              <w:rPr>
+                <w:sz w:val="20"/>
+                <w:szCs w:val="20"/>
+              </w:rPr>
             </w:pPr>
-            <w:r/>
             <w:r>
               <w:rPr>
                 <w:b/>
                 <w:color w:val="143B91"/>
-                <w:sz w:val="15"/>
+                <w:sz w:val="20"/>
+                <w:szCs w:val="20"/>
               </w:rPr>
               <w:t>Model option</w:t>
             </w:r>
@@ -259,21 +291,22 @@
         </w:tc>
         <w:tc>
           <w:tcPr>
-            <w:tcW w:w="9423" w:type="dxa"/>
-            <w:tcBorders>
-              <w:right w:val="single" w:color="auto" w:sz="4" w:space="0"/>
-            </w:tcBorders>
+            <w:tcW w:w="9154" w:type="dxa"/>
             <w:vAlign w:val="center"/>
           </w:tcPr>
           <w:p>
             <w:pPr>
               <w:spacing w:after="0" w:line="240" w:lineRule="auto"/>
+              <w:rPr>
+                <w:sz w:val="20"/>
+                <w:szCs w:val="20"/>
+              </w:rPr>
             </w:pPr>
-            <w:r/>
             <w:r>
               <w:rPr>
                 <w:b w:val="0"/>
-                <w:sz w:val="15"/>
+                <w:sz w:val="20"/>
+                <w:szCs w:val="20"/>
               </w:rPr>
               <w:t>Optional Alibaba Cloud DashScope/OpenAI-compatible model. The browser does not call this provider directly; it calls the local /api/llm proxy first.</w:t>
             </w:r>
@@ -282,6 +315,14 @@
       </w:tr>
       <w:tr>
         <w:tblPrEx>
+          <w:tblBorders>
+            <w:top w:val="single" w:color="auto" w:sz="4" w:space="0"/>
+            <w:left w:val="single" w:color="auto" w:sz="4" w:space="0"/>
+            <w:bottom w:val="single" w:color="auto" w:sz="4" w:space="0"/>
+            <w:right w:val="single" w:color="auto" w:sz="4" w:space="0"/>
+            <w:insideH w:val="none" w:color="auto" w:sz="4" w:space="0"/>
+            <w:insideV w:val="none" w:color="auto" w:sz="4" w:space="0"/>
+          </w:tblBorders>
           <w:tblCellMar>
             <w:top w:w="0" w:type="dxa"/>
             <w:left w:w="108" w:type="dxa"/>
@@ -290,15 +331,14 @@
           </w:tblCellMar>
         </w:tblPrEx>
         <w:trPr>
-          <w:trHeight w:val="400" w:hRule="atLeast"/>
           <w:jc w:val="center"/>
         </w:trPr>
         <w:tc>
           <w:tcPr>
-            <w:tcW w:w="1161" w:type="dxa"/>
+            <w:tcW w:w="1430" w:type="dxa"/>
             <w:tcBorders>
-              <w:left w:val="single" w:color="auto" w:sz="4" w:space="0"/>
-              <w:bottom w:val="single" w:color="auto" w:sz="4" w:space="0"/>
+              <w:top w:val="nil"/>
+              <w:bottom w:val="nil"/>
             </w:tcBorders>
             <w:shd w:val="clear" w:color="auto" w:fill="EEF2FF"/>
             <w:vAlign w:val="center"/>
@@ -306,23 +346,29 @@
           <w:p>
             <w:pPr>
               <w:spacing w:after="0" w:line="240" w:lineRule="auto"/>
+              <w:jc w:val="center"/>
+              <w:rPr>
+                <w:sz w:val="20"/>
+                <w:szCs w:val="20"/>
+              </w:rPr>
             </w:pPr>
             <w:r>
               <w:rPr>
                 <w:b/>
                 <w:color w:val="143B91"/>
-                <w:sz w:val="16"/>
+                <w:sz w:val="20"/>
+                <w:szCs w:val="20"/>
               </w:rPr>
-              <w:t>Fallback</w:t>
+              <w:t>LLM route</w:t>
             </w:r>
           </w:p>
         </w:tc>
         <w:tc>
           <w:tcPr>
-            <w:tcW w:w="9423" w:type="dxa"/>
+            <w:tcW w:w="9154" w:type="dxa"/>
             <w:tcBorders>
-              <w:bottom w:val="single" w:color="auto" w:sz="4" w:space="0"/>
-              <w:right w:val="single" w:color="auto" w:sz="4" w:space="0"/>
+              <w:top w:val="nil"/>
+              <w:bottom w:val="nil"/>
             </w:tcBorders>
             <w:vAlign w:val="center"/>
           </w:tcPr>
@@ -340,49 +386,89 @@
                 <w:sz w:val="20"/>
                 <w:szCs w:val="20"/>
               </w:rPr>
-              <w:t>Deterministic browser planner and tools run when no LLM key is configured or a request fails</w:t>
+              <w:t>/api/llm means http://127.0.0.1:8787/api/llm on the local server started by DataLensAgent.exe. The proxy forwards to DATALENS_LLM_URL, for example DashScope. This avoids browser CORS issues and keeps the real API base URL out of the web page.</w:t>
             </w:r>
           </w:p>
         </w:tc>
       </w:tr>
       <w:tr>
+        <w:tblPrEx>
+          <w:tblBorders>
+            <w:top w:val="single" w:color="auto" w:sz="4" w:space="0"/>
+            <w:left w:val="single" w:color="auto" w:sz="4" w:space="0"/>
+            <w:bottom w:val="single" w:color="auto" w:sz="4" w:space="0"/>
+            <w:right w:val="single" w:color="auto" w:sz="4" w:space="0"/>
+            <w:insideH w:val="none" w:color="auto" w:sz="4" w:space="0"/>
+            <w:insideV w:val="none" w:color="auto" w:sz="4" w:space="0"/>
+          </w:tblBorders>
+          <w:tblCellMar>
+            <w:top w:w="0" w:type="dxa"/>
+            <w:left w:w="108" w:type="dxa"/>
+            <w:bottom w:w="0" w:type="dxa"/>
+            <w:right w:w="108" w:type="dxa"/>
+          </w:tblCellMar>
+        </w:tblPrEx>
+        <w:trPr>
+          <w:trHeight w:val="319" w:hRule="atLeast"/>
+          <w:jc w:val="center"/>
+        </w:trPr>
         <w:tc>
           <w:tcPr>
-            <w:tcW w:type="dxa" w:w="1161"/>
-            <w:shd w:fill="EEF2FF"/>
+            <w:tcW w:w="1430" w:type="dxa"/>
+            <w:tcBorders>
+              <w:top w:val="nil"/>
+            </w:tcBorders>
+            <w:shd w:val="clear" w:color="auto" w:fill="EEF2FF"/>
             <w:vAlign w:val="center"/>
           </w:tcPr>
           <w:p>
             <w:pPr>
               <w:spacing w:after="0" w:line="240" w:lineRule="auto"/>
+              <w:jc w:val="center"/>
+              <w:rPr>
+                <w:rFonts w:ascii="Calibri" w:hAnsi="Calibri" w:eastAsia="Calibri" w:cstheme="minorBidi"/>
+                <w:sz w:val="20"/>
+                <w:szCs w:val="20"/>
+                <w:lang w:val="en-US" w:eastAsia="en-US" w:bidi="ar-SA"/>
+              </w:rPr>
             </w:pPr>
-            <w:r/>
             <w:r>
               <w:rPr>
                 <w:b/>
                 <w:color w:val="143B91"/>
-                <w:sz w:val="15"/>
+                <w:sz w:val="20"/>
+                <w:szCs w:val="20"/>
               </w:rPr>
-              <w:t>LLM route</w:t>
+              <w:t>Fallback</w:t>
             </w:r>
           </w:p>
         </w:tc>
         <w:tc>
           <w:tcPr>
-            <w:tcW w:type="dxa" w:w="9423"/>
+            <w:tcW w:w="9154" w:type="dxa"/>
+            <w:tcBorders>
+              <w:top w:val="nil"/>
+            </w:tcBorders>
+            <w:shd w:val="clear"/>
             <w:vAlign w:val="center"/>
           </w:tcPr>
           <w:p>
             <w:pPr>
               <w:spacing w:after="0" w:line="240" w:lineRule="auto"/>
+              <w:rPr>
+                <w:rFonts w:ascii="Calibri" w:hAnsi="Calibri" w:eastAsia="Calibri" w:cstheme="minorBidi"/>
+                <w:sz w:val="20"/>
+                <w:szCs w:val="20"/>
+                <w:lang w:val="en-US" w:eastAsia="en-US" w:bidi="ar-SA"/>
+              </w:rPr>
             </w:pPr>
-            <w:r/>
             <w:r>
               <w:rPr>
                 <w:b w:val="0"/>
-                <w:sz w:val="14"/>
+                <w:sz w:val="20"/>
+                <w:szCs w:val="20"/>
               </w:rPr>
-              <w:t>/api/llm means http://127.0.0.1:8787/api/llm on the local server started by DataLensAgent.exe. The proxy forwards to DATALENS_LLM_URL, for example DashScope. This avoids browser CORS issues and keeps the real API base URL out of the web page.</w:t>
+              <w:t>Deterministic browser planner and tools run when no LLM key is configured or a request fails</w:t>
             </w:r>
           </w:p>
         </w:tc>
@@ -517,35 +603,33 @@
           <w:szCs w:val="20"/>
         </w:rPr>
       </w:pPr>
-      <w:r/>
-      <w:r>
-        <w:rPr>
-          <w:sz w:val="16"/>
-        </w:rPr>
-      </w:r>
       <w:r>
         <w:rPr>
           <w:b/>
-          <w:sz w:val="16"/>
+          <w:sz w:val="20"/>
+          <w:szCs w:val="20"/>
         </w:rPr>
         <w:t>Decision:</w:t>
       </w:r>
       <w:r>
         <w:rPr>
-          <w:sz w:val="16"/>
+          <w:sz w:val="20"/>
+          <w:szCs w:val="20"/>
         </w:rPr>
         <w:t xml:space="preserve"> auto-decision chooses analysis steps and chart types from the CSV schema. If LLM mode is enabled, the browser sends the planning request to the local </w:t>
       </w:r>
       <w:r>
         <w:rPr>
           <w:b/>
-          <w:sz w:val="16"/>
+          <w:sz w:val="20"/>
+          <w:szCs w:val="20"/>
         </w:rPr>
         <w:t>/api/llm</w:t>
       </w:r>
       <w:r>
         <w:rPr>
-          <w:sz w:val="16"/>
+          <w:sz w:val="20"/>
+          <w:szCs w:val="20"/>
         </w:rPr>
         <w:t xml:space="preserve"> endpoint; that proxy then forwards the request to DashScope or another configured OpenAI-compatible provider.</w:t>
       </w:r>
@@ -597,7 +681,14 @@
           <w:sz w:val="20"/>
           <w:szCs w:val="20"/>
         </w:rPr>
-        <w:t xml:space="preserve"> store recent run events in localStorage and warn before proceeding when prompts appear to contain secrets or sensitive identifiers.</w:t>
+        <w:t xml:space="preserve"> store recent run events in localStorage and warn before proceeding when prompts appear to contain </w:t>
+      </w:r>
+      <w:r>
+        <w:rPr>
+          <w:sz w:val="20"/>
+          <w:szCs w:val="20"/>
+        </w:rPr>
+        <w:t>secrets or sensitive identifiers.</w:t>
       </w:r>
     </w:p>
     <w:p>
@@ -609,22 +700,18 @@
           <w:szCs w:val="20"/>
         </w:rPr>
       </w:pPr>
-      <w:r/>
-      <w:r>
-        <w:rPr>
-          <w:sz w:val="16"/>
-        </w:rPr>
-      </w:r>
       <w:r>
         <w:rPr>
           <w:b/>
-          <w:sz w:val="16"/>
+          <w:sz w:val="20"/>
+          <w:szCs w:val="20"/>
         </w:rPr>
         <w:t>Deployment:</w:t>
       </w:r>
       <w:r>
         <w:rPr>
-          <w:sz w:val="16"/>
+          <w:sz w:val="20"/>
+          <w:szCs w:val="20"/>
         </w:rPr>
         <w:t xml:space="preserve"> DataLensAgent.exe starts both the web page server and the local LLM proxy. The API key is pasted by the user, stored only in browser localStorage, and is not committed to Git.</w:t>
       </w:r>
@@ -811,14 +898,6 @@
         </w:tc>
       </w:tr>
       <w:tr>
-        <w:tblPrEx>
-          <w:tblCellMar>
-            <w:top w:w="0" w:type="dxa"/>
-            <w:left w:w="108" w:type="dxa"/>
-            <w:bottom w:w="0" w:type="dxa"/>
-            <w:right w:w="108" w:type="dxa"/>
-          </w:tblCellMar>
-        </w:tblPrEx>
         <w:trPr>
           <w:jc w:val="center"/>
         </w:trPr>
@@ -1014,37 +1093,40 @@
           <w:szCs w:val="20"/>
         </w:rPr>
       </w:pPr>
-      <w:r/>
-      <w:r>
-        <w:rPr>
-          <w:sz w:val="15"/>
-        </w:rPr>
-      </w:r>
       <w:r>
         <w:rPr>
           <w:b/>
-          <w:sz w:val="15"/>
+          <w:sz w:val="20"/>
+          <w:szCs w:val="20"/>
         </w:rPr>
         <w:t>LLM support:</w:t>
       </w:r>
       <w:r>
         <w:rPr>
-          <w:sz w:val="15"/>
+          <w:sz w:val="20"/>
+          <w:szCs w:val="20"/>
         </w:rPr>
         <w:t xml:space="preserve"> </w:t>
       </w:r>
+      <w:bookmarkStart w:id="0" w:name="_GoBack"/>
       <w:r>
         <w:rPr>
-          <w:b/>
-          <w:sz w:val="15"/>
+          <w:b w:val="0"/>
+          <w:bCs/>
+          <w:sz w:val="20"/>
+          <w:szCs w:val="20"/>
         </w:rPr>
-        <w:t>/api/llm is the project's local proxy endpoint, not the real model provider URL.</w:t>
+        <w:t xml:space="preserve">/api/llm is the project's local proxy endpoint, not the real model provider URL. </w:t>
       </w:r>
+      <w:bookmarkEnd w:id="0"/>
       <w:r>
         <w:rPr>
-          <w:sz w:val="15"/>
+          <w:b w:val="0"/>
+          <w:bCs/>
+          <w:sz w:val="20"/>
+          <w:szCs w:val="20"/>
         </w:rPr>
-        <w:t xml:space="preserve"> The page calls /api/llm, then the proxy forwards to the endpoint configured by DATALENS_LLM_URL, such as DashScope. Teachers can use their own API key and model without editing the HTML.</w:t>
+        <w:t>The page calls /api/llm, then the proxy forwards to the endpoint configured by DATALENS_LLM_URL, such as DashScope. Teachers can use their own API key and model without editing the HTML.</w:t>
       </w:r>
     </w:p>
     <w:p>
@@ -1081,22 +1163,18 @@
           <w:szCs w:val="20"/>
         </w:rPr>
       </w:pPr>
-      <w:r/>
-      <w:r>
-        <w:rPr>
-          <w:sz w:val="15"/>
-        </w:rPr>
-      </w:r>
       <w:r>
         <w:rPr>
           <w:b/>
-          <w:sz w:val="15"/>
+          <w:sz w:val="20"/>
+          <w:szCs w:val="20"/>
         </w:rPr>
         <w:t>Reproduction:</w:t>
       </w:r>
       <w:r>
         <w:rPr>
-          <w:sz w:val="15"/>
+          <w:sz w:val="20"/>
+          <w:szCs w:val="20"/>
         </w:rPr>
         <w:t xml:space="preserve"> double-click DataLensAgent.exe, open the local page, load data/tips.csv or data/iris.csv, optionally enable LLM mode, paste an API key/model, and click Run analysis agent. Without an API key, deterministic analysis still works.</w:t>
       </w:r>
@@ -1373,7 +1451,7 @@
     <w:lsdException w:uiPriority="99" w:name="toa heading"/>
     <w:lsdException w:uiPriority="99" w:semiHidden="0" w:name="List"/>
     <w:lsdException w:uiPriority="99" w:semiHidden="0" w:name="List Bullet"/>
-    <w:lsdException w:uiPriority="99" w:semiHidden="0" w:name="List Number"/>
+    <w:lsdException w:qFormat="1" w:uiPriority="99" w:semiHidden="0" w:name="List Number"/>
     <w:lsdException w:uiPriority="99" w:semiHidden="0" w:name="List 2"/>
     <w:lsdException w:uiPriority="99" w:semiHidden="0" w:name="List 3"/>
     <w:lsdException w:uiPriority="99" w:name="List 4"/>
@@ -1383,7 +1461,7 @@
     <w:lsdException w:uiPriority="99" w:name="List Bullet 4"/>
     <w:lsdException w:uiPriority="99" w:name="List Bullet 5"/>
     <w:lsdException w:uiPriority="99" w:semiHidden="0" w:name="List Number 2"/>
-    <w:lsdException w:uiPriority="99" w:semiHidden="0" w:name="List Number 3"/>
+    <w:lsdException w:qFormat="1" w:uiPriority="99" w:semiHidden="0" w:name="List Number 3"/>
     <w:lsdException w:uiPriority="99" w:name="List Number 4"/>
     <w:lsdException w:uiPriority="99" w:name="List Number 5"/>
     <w:lsdException w:qFormat="1" w:unhideWhenUsed="0" w:uiPriority="10" w:semiHidden="0" w:name="Title"/>
@@ -1393,7 +1471,7 @@
     <w:lsdException w:uiPriority="99" w:semiHidden="0" w:name="Body Text"/>
     <w:lsdException w:uiPriority="99" w:name="Body Text Indent"/>
     <w:lsdException w:uiPriority="99" w:semiHidden="0" w:name="List Continue"/>
-    <w:lsdException w:uiPriority="99" w:semiHidden="0" w:name="List Continue 2"/>
+    <w:lsdException w:qFormat="1" w:uiPriority="99" w:semiHidden="0" w:name="List Continue 2"/>
     <w:lsdException w:uiPriority="99" w:semiHidden="0" w:name="List Continue 3"/>
     <w:lsdException w:uiPriority="99" w:name="List Continue 4"/>
     <w:lsdException w:uiPriority="99" w:name="List Continue 5"/>
@@ -1475,7 +1553,7 @@
     <w:lsdException w:unhideWhenUsed="0" w:uiPriority="59" w:semiHidden="0" w:name="Table Grid"/>
     <w:lsdException w:uiPriority="99" w:name="Table Theme"/>
     <w:lsdException w:qFormat="1" w:unhideWhenUsed="0" w:uiPriority="1" w:semiHidden="0" w:name="No Spacing"/>
-    <w:lsdException w:unhideWhenUsed="0" w:uiPriority="60" w:semiHidden="0" w:name="Light Shading"/>
+    <w:lsdException w:qFormat="1" w:unhideWhenUsed="0" w:uiPriority="60" w:semiHidden="0" w:name="Light Shading"/>
     <w:lsdException w:unhideWhenUsed="0" w:uiPriority="61" w:semiHidden="0" w:name="Light List"/>
     <w:lsdException w:unhideWhenUsed="0" w:uiPriority="62" w:semiHidden="0" w:name="Light Grid"/>
     <w:lsdException w:unhideWhenUsed="0" w:uiPriority="63" w:semiHidden="0" w:name="Medium Shading 1"/>
@@ -1483,14 +1561,14 @@
     <w:lsdException w:unhideWhenUsed="0" w:uiPriority="65" w:semiHidden="0" w:name="Medium List 1"/>
     <w:lsdException w:unhideWhenUsed="0" w:uiPriority="66" w:semiHidden="0" w:name="Medium List 2"/>
     <w:lsdException w:unhideWhenUsed="0" w:uiPriority="67" w:semiHidden="0" w:name="Medium Grid 1"/>
-    <w:lsdException w:unhideWhenUsed="0" w:uiPriority="68" w:semiHidden="0" w:name="Medium Grid 2"/>
+    <w:lsdException w:qFormat="1" w:unhideWhenUsed="0" w:uiPriority="68" w:semiHidden="0" w:name="Medium Grid 2"/>
     <w:lsdException w:qFormat="1" w:unhideWhenUsed="0" w:uiPriority="69" w:semiHidden="0" w:name="Medium Grid 3"/>
     <w:lsdException w:unhideWhenUsed="0" w:uiPriority="70" w:semiHidden="0" w:name="Dark List"/>
     <w:lsdException w:unhideWhenUsed="0" w:uiPriority="71" w:semiHidden="0" w:name="Colorful Shading"/>
     <w:lsdException w:unhideWhenUsed="0" w:uiPriority="72" w:semiHidden="0" w:name="Colorful List"/>
     <w:lsdException w:unhideWhenUsed="0" w:uiPriority="73" w:semiHidden="0" w:name="Colorful Grid"/>
-    <w:lsdException w:unhideWhenUsed="0" w:uiPriority="60" w:semiHidden="0" w:name="Light Shading Accent 1"/>
-    <w:lsdException w:unhideWhenUsed="0" w:uiPriority="61" w:semiHidden="0" w:name="Light List Accent 1"/>
+    <w:lsdException w:qFormat="1" w:unhideWhenUsed="0" w:uiPriority="60" w:semiHidden="0" w:name="Light Shading Accent 1"/>
+    <w:lsdException w:qFormat="1" w:unhideWhenUsed="0" w:uiPriority="61" w:semiHidden="0" w:name="Light List Accent 1"/>
     <w:lsdException w:unhideWhenUsed="0" w:uiPriority="62" w:semiHidden="0" w:name="Light Grid Accent 1"/>
     <w:lsdException w:qFormat="1" w:unhideWhenUsed="0" w:uiPriority="63" w:semiHidden="0" w:name="Medium Shading 1 Accent 1"/>
     <w:lsdException w:unhideWhenUsed="0" w:uiPriority="64" w:semiHidden="0" w:name="Medium Shading 2 Accent 1"/>
@@ -1499,19 +1577,19 @@
     <w:lsdException w:qFormat="1" w:unhideWhenUsed="0" w:uiPriority="29" w:semiHidden="0" w:name="Quote"/>
     <w:lsdException w:qFormat="1" w:unhideWhenUsed="0" w:uiPriority="30" w:semiHidden="0" w:name="Intense Quote"/>
     <w:lsdException w:unhideWhenUsed="0" w:uiPriority="66" w:semiHidden="0" w:name="Medium List 2 Accent 1"/>
-    <w:lsdException w:unhideWhenUsed="0" w:uiPriority="67" w:semiHidden="0" w:name="Medium Grid 1 Accent 1"/>
+    <w:lsdException w:qFormat="1" w:unhideWhenUsed="0" w:uiPriority="67" w:semiHidden="0" w:name="Medium Grid 1 Accent 1"/>
     <w:lsdException w:unhideWhenUsed="0" w:uiPriority="68" w:semiHidden="0" w:name="Medium Grid 2 Accent 1"/>
     <w:lsdException w:unhideWhenUsed="0" w:uiPriority="69" w:semiHidden="0" w:name="Medium Grid 3 Accent 1"/>
     <w:lsdException w:unhideWhenUsed="0" w:uiPriority="70" w:semiHidden="0" w:name="Dark List Accent 1"/>
     <w:lsdException w:unhideWhenUsed="0" w:uiPriority="71" w:semiHidden="0" w:name="Colorful Shading Accent 1"/>
     <w:lsdException w:qFormat="1" w:unhideWhenUsed="0" w:uiPriority="72" w:semiHidden="0" w:name="Colorful List Accent 1"/>
     <w:lsdException w:unhideWhenUsed="0" w:uiPriority="73" w:semiHidden="0" w:name="Colorful Grid Accent 1"/>
-    <w:lsdException w:unhideWhenUsed="0" w:uiPriority="60" w:semiHidden="0" w:name="Light Shading Accent 2"/>
+    <w:lsdException w:qFormat="1" w:unhideWhenUsed="0" w:uiPriority="60" w:semiHidden="0" w:name="Light Shading Accent 2"/>
     <w:lsdException w:unhideWhenUsed="0" w:uiPriority="61" w:semiHidden="0" w:name="Light List Accent 2"/>
-    <w:lsdException w:unhideWhenUsed="0" w:uiPriority="62" w:semiHidden="0" w:name="Light Grid Accent 2"/>
+    <w:lsdException w:qFormat="1" w:unhideWhenUsed="0" w:uiPriority="62" w:semiHidden="0" w:name="Light Grid Accent 2"/>
     <w:lsdException w:qFormat="1" w:unhideWhenUsed="0" w:uiPriority="63" w:semiHidden="0" w:name="Medium Shading 1 Accent 2"/>
     <w:lsdException w:unhideWhenUsed="0" w:uiPriority="64" w:semiHidden="0" w:name="Medium Shading 2 Accent 2"/>
-    <w:lsdException w:unhideWhenUsed="0" w:uiPriority="65" w:semiHidden="0" w:name="Medium List 1 Accent 2"/>
+    <w:lsdException w:qFormat="1" w:unhideWhenUsed="0" w:uiPriority="65" w:semiHidden="0" w:name="Medium List 1 Accent 2"/>
     <w:lsdException w:unhideWhenUsed="0" w:uiPriority="66" w:semiHidden="0" w:name="Medium List 2 Accent 2"/>
     <w:lsdException w:unhideWhenUsed="0" w:uiPriority="67" w:semiHidden="0" w:name="Medium Grid 1 Accent 2"/>
     <w:lsdException w:unhideWhenUsed="0" w:uiPriority="68" w:semiHidden="0" w:name="Medium Grid 2 Accent 2"/>
@@ -1520,24 +1598,24 @@
     <w:lsdException w:qFormat="1" w:unhideWhenUsed="0" w:uiPriority="71" w:semiHidden="0" w:name="Colorful Shading Accent 2"/>
     <w:lsdException w:unhideWhenUsed="0" w:uiPriority="72" w:semiHidden="0" w:name="Colorful List Accent 2"/>
     <w:lsdException w:unhideWhenUsed="0" w:uiPriority="73" w:semiHidden="0" w:name="Colorful Grid Accent 2"/>
-    <w:lsdException w:unhideWhenUsed="0" w:uiPriority="60" w:semiHidden="0" w:name="Light Shading Accent 3"/>
-    <w:lsdException w:unhideWhenUsed="0" w:uiPriority="61" w:semiHidden="0" w:name="Light List Accent 3"/>
+    <w:lsdException w:qFormat="1" w:unhideWhenUsed="0" w:uiPriority="60" w:semiHidden="0" w:name="Light Shading Accent 3"/>
+    <w:lsdException w:qFormat="1" w:unhideWhenUsed="0" w:uiPriority="61" w:semiHidden="0" w:name="Light List Accent 3"/>
     <w:lsdException w:unhideWhenUsed="0" w:uiPriority="62" w:semiHidden="0" w:name="Light Grid Accent 3"/>
-    <w:lsdException w:unhideWhenUsed="0" w:uiPriority="63" w:semiHidden="0" w:name="Medium Shading 1 Accent 3"/>
+    <w:lsdException w:qFormat="1" w:unhideWhenUsed="0" w:uiPriority="63" w:semiHidden="0" w:name="Medium Shading 1 Accent 3"/>
     <w:lsdException w:unhideWhenUsed="0" w:uiPriority="64" w:semiHidden="0" w:name="Medium Shading 2 Accent 3"/>
     <w:lsdException w:unhideWhenUsed="0" w:uiPriority="65" w:semiHidden="0" w:name="Medium List 1 Accent 3"/>
     <w:lsdException w:unhideWhenUsed="0" w:uiPriority="66" w:semiHidden="0" w:name="Medium List 2 Accent 3"/>
-    <w:lsdException w:unhideWhenUsed="0" w:uiPriority="67" w:semiHidden="0" w:name="Medium Grid 1 Accent 3"/>
+    <w:lsdException w:qFormat="1" w:unhideWhenUsed="0" w:uiPriority="67" w:semiHidden="0" w:name="Medium Grid 1 Accent 3"/>
     <w:lsdException w:qFormat="1" w:unhideWhenUsed="0" w:uiPriority="68" w:semiHidden="0" w:name="Medium Grid 2 Accent 3"/>
     <w:lsdException w:unhideWhenUsed="0" w:uiPriority="69" w:semiHidden="0" w:name="Medium Grid 3 Accent 3"/>
-    <w:lsdException w:unhideWhenUsed="0" w:uiPriority="70" w:semiHidden="0" w:name="Dark List Accent 3"/>
+    <w:lsdException w:qFormat="1" w:unhideWhenUsed="0" w:uiPriority="70" w:semiHidden="0" w:name="Dark List Accent 3"/>
     <w:lsdException w:unhideWhenUsed="0" w:uiPriority="71" w:semiHidden="0" w:name="Colorful Shading Accent 3"/>
     <w:lsdException w:unhideWhenUsed="0" w:uiPriority="72" w:semiHidden="0" w:name="Colorful List Accent 3"/>
     <w:lsdException w:unhideWhenUsed="0" w:uiPriority="73" w:semiHidden="0" w:name="Colorful Grid Accent 3"/>
     <w:lsdException w:unhideWhenUsed="0" w:uiPriority="60" w:semiHidden="0" w:name="Light Shading Accent 4"/>
     <w:lsdException w:unhideWhenUsed="0" w:uiPriority="61" w:semiHidden="0" w:name="Light List Accent 4"/>
     <w:lsdException w:unhideWhenUsed="0" w:uiPriority="62" w:semiHidden="0" w:name="Light Grid Accent 4"/>
-    <w:lsdException w:unhideWhenUsed="0" w:uiPriority="63" w:semiHidden="0" w:name="Medium Shading 1 Accent 4"/>
+    <w:lsdException w:qFormat="1" w:unhideWhenUsed="0" w:uiPriority="63" w:semiHidden="0" w:name="Medium Shading 1 Accent 4"/>
     <w:lsdException w:unhideWhenUsed="0" w:uiPriority="64" w:semiHidden="0" w:name="Medium Shading 2 Accent 4"/>
     <w:lsdException w:unhideWhenUsed="0" w:uiPriority="65" w:semiHidden="0" w:name="Medium List 1 Accent 4"/>
     <w:lsdException w:unhideWhenUsed="0" w:uiPriority="66" w:semiHidden="0" w:name="Medium List 2 Accent 4"/>
@@ -1549,9 +1627,9 @@
     <w:lsdException w:qFormat="1" w:unhideWhenUsed="0" w:uiPriority="72" w:semiHidden="0" w:name="Colorful List Accent 4"/>
     <w:lsdException w:qFormat="1" w:unhideWhenUsed="0" w:uiPriority="73" w:semiHidden="0" w:name="Colorful Grid Accent 4"/>
     <w:lsdException w:unhideWhenUsed="0" w:uiPriority="60" w:semiHidden="0" w:name="Light Shading Accent 5"/>
-    <w:lsdException w:unhideWhenUsed="0" w:uiPriority="61" w:semiHidden="0" w:name="Light List Accent 5"/>
+    <w:lsdException w:qFormat="1" w:unhideWhenUsed="0" w:uiPriority="61" w:semiHidden="0" w:name="Light List Accent 5"/>
     <w:lsdException w:unhideWhenUsed="0" w:uiPriority="62" w:semiHidden="0" w:name="Light Grid Accent 5"/>
-    <w:lsdException w:unhideWhenUsed="0" w:uiPriority="63" w:semiHidden="0" w:name="Medium Shading 1 Accent 5"/>
+    <w:lsdException w:qFormat="1" w:unhideWhenUsed="0" w:uiPriority="63" w:semiHidden="0" w:name="Medium Shading 1 Accent 5"/>
     <w:lsdException w:unhideWhenUsed="0" w:uiPriority="64" w:semiHidden="0" w:name="Medium Shading 2 Accent 5"/>
     <w:lsdException w:unhideWhenUsed="0" w:uiPriority="65" w:semiHidden="0" w:name="Medium List 1 Accent 5"/>
     <w:lsdException w:unhideWhenUsed="0" w:uiPriority="66" w:semiHidden="0" w:name="Medium List 2 Accent 5"/>
@@ -1566,13 +1644,13 @@
     <w:lsdException w:unhideWhenUsed="0" w:uiPriority="61" w:semiHidden="0" w:name="Light List Accent 6"/>
     <w:lsdException w:unhideWhenUsed="0" w:uiPriority="62" w:semiHidden="0" w:name="Light Grid Accent 6"/>
     <w:lsdException w:unhideWhenUsed="0" w:uiPriority="63" w:semiHidden="0" w:name="Medium Shading 1 Accent 6"/>
-    <w:lsdException w:unhideWhenUsed="0" w:uiPriority="64" w:semiHidden="0" w:name="Medium Shading 2 Accent 6"/>
-    <w:lsdException w:unhideWhenUsed="0" w:uiPriority="65" w:semiHidden="0" w:name="Medium List 1 Accent 6"/>
+    <w:lsdException w:qFormat="1" w:unhideWhenUsed="0" w:uiPriority="64" w:semiHidden="0" w:name="Medium Shading 2 Accent 6"/>
+    <w:lsdException w:qFormat="1" w:unhideWhenUsed="0" w:uiPriority="65" w:semiHidden="0" w:name="Medium List 1 Accent 6"/>
     <w:lsdException w:unhideWhenUsed="0" w:uiPriority="66" w:semiHidden="0" w:name="Medium List 2 Accent 6"/>
     <w:lsdException w:unhideWhenUsed="0" w:uiPriority="67" w:semiHidden="0" w:name="Medium Grid 1 Accent 6"/>
     <w:lsdException w:unhideWhenUsed="0" w:uiPriority="68" w:semiHidden="0" w:name="Medium Grid 2 Accent 6"/>
     <w:lsdException w:unhideWhenUsed="0" w:uiPriority="69" w:semiHidden="0" w:name="Medium Grid 3 Accent 6"/>
-    <w:lsdException w:unhideWhenUsed="0" w:uiPriority="70" w:semiHidden="0" w:name="Dark List Accent 6"/>
+    <w:lsdException w:qFormat="1" w:unhideWhenUsed="0" w:uiPriority="70" w:semiHidden="0" w:name="Dark List Accent 6"/>
     <w:lsdException w:unhideWhenUsed="0" w:uiPriority="71" w:semiHidden="0" w:name="Colorful Shading Accent 6"/>
     <w:lsdException w:unhideWhenUsed="0" w:uiPriority="72" w:semiHidden="0" w:name="Colorful List Accent 6"/>
     <w:lsdException w:unhideWhenUsed="0" w:uiPriority="73" w:semiHidden="0" w:name="Colorful Grid Accent 6"/>
@@ -1893,6 +1971,7 @@
     <w:name w:val="List Number"/>
     <w:basedOn w:val="1"/>
     <w:unhideWhenUsed/>
+    <w:qFormat/>
     <w:uiPriority w:val="99"/>
     <w:pPr>
       <w:numPr>
@@ -1980,6 +2059,7 @@
     <w:name w:val="List Number 3"/>
     <w:basedOn w:val="1"/>
     <w:unhideWhenUsed/>
+    <w:qFormat/>
     <w:uiPriority w:val="99"/>
     <w:pPr>
       <w:numPr>
@@ -2097,6 +2177,7 @@
     <w:name w:val="List Continue 2"/>
     <w:basedOn w:val="1"/>
     <w:unhideWhenUsed/>
+    <w:qFormat/>
     <w:uiPriority w:val="99"/>
     <w:pPr>
       <w:spacing w:after="120"/>
@@ -2166,6 +2247,7 @@
   <w:style w:type="table" w:styleId="34">
     <w:name w:val="Light Shading"/>
     <w:basedOn w:val="32"/>
+    <w:qFormat/>
     <w:uiPriority w:val="60"/>
     <w:pPr>
       <w:spacing w:after="0" w:line="240" w:lineRule="auto"/>
@@ -2265,6 +2347,7 @@
   <w:style w:type="table" w:styleId="35">
     <w:name w:val="Light Shading Accent 1"/>
     <w:basedOn w:val="32"/>
+    <w:qFormat/>
     <w:uiPriority w:val="60"/>
     <w:pPr>
       <w:spacing w:after="0" w:line="240" w:lineRule="auto"/>
@@ -2364,6 +2447,7 @@
   <w:style w:type="table" w:styleId="36">
     <w:name w:val="Light Shading Accent 2"/>
     <w:basedOn w:val="32"/>
+    <w:qFormat/>
     <w:uiPriority w:val="60"/>
     <w:pPr>
       <w:spacing w:after="0" w:line="240" w:lineRule="auto"/>
@@ -2463,6 +2547,7 @@
   <w:style w:type="table" w:styleId="37">
     <w:name w:val="Light Shading Accent 3"/>
     <w:basedOn w:val="32"/>
+    <w:qFormat/>
     <w:uiPriority w:val="60"/>
     <w:pPr>
       <w:spacing w:after="0" w:line="240" w:lineRule="auto"/>
@@ -2952,6 +3037,7 @@
   <w:style w:type="table" w:styleId="42">
     <w:name w:val="Light List Accent 1"/>
     <w:basedOn w:val="32"/>
+    <w:qFormat/>
     <w:uiPriority w:val="61"/>
     <w:pPr>
       <w:spacing w:after="0" w:line="240" w:lineRule="auto"/>
@@ -3138,6 +3224,7 @@
   <w:style w:type="table" w:styleId="44">
     <w:name w:val="Light List Accent 3"/>
     <w:basedOn w:val="32"/>
+    <w:qFormat/>
     <w:uiPriority w:val="61"/>
     <w:pPr>
       <w:spacing w:after="0" w:line="240" w:lineRule="auto"/>
@@ -3324,6 +3411,7 @@
   <w:style w:type="table" w:styleId="46">
     <w:name w:val="Light List Accent 5"/>
     <w:basedOn w:val="32"/>
+    <w:qFormat/>
     <w:uiPriority w:val="61"/>
     <w:pPr>
       <w:spacing w:after="0" w:line="240" w:lineRule="auto"/>
@@ -3762,6 +3850,7 @@
   <w:style w:type="table" w:styleId="50">
     <w:name w:val="Light Grid Accent 2"/>
     <w:basedOn w:val="32"/>
+    <w:qFormat/>
     <w:uiPriority w:val="62"/>
     <w:pPr>
       <w:spacing w:after="0" w:line="240" w:lineRule="auto"/>
@@ -4715,6 +4804,7 @@
   <w:style w:type="table" w:styleId="58">
     <w:name w:val="Medium Shading 1 Accent 3"/>
     <w:basedOn w:val="32"/>
+    <w:qFormat/>
     <w:uiPriority w:val="63"/>
     <w:pPr>
       <w:spacing w:after="0" w:line="240" w:lineRule="auto"/>
@@ -4822,6 +4912,7 @@
   <w:style w:type="table" w:styleId="59">
     <w:name w:val="Medium Shading 1 Accent 4"/>
     <w:basedOn w:val="32"/>
+    <w:qFormat/>
     <w:uiPriority w:val="63"/>
     <w:pPr>
       <w:spacing w:after="0" w:line="240" w:lineRule="auto"/>
@@ -4929,6 +5020,7 @@
   <w:style w:type="table" w:styleId="60">
     <w:name w:val="Medium Shading 1 Accent 5"/>
     <w:basedOn w:val="32"/>
+    <w:qFormat/>
     <w:uiPriority w:val="63"/>
     <w:pPr>
       <w:spacing w:after="0" w:line="240" w:lineRule="auto"/>
@@ -6133,6 +6225,7 @@
   <w:style w:type="table" w:styleId="68">
     <w:name w:val="Medium Shading 2 Accent 6"/>
     <w:basedOn w:val="32"/>
+    <w:qFormat/>
     <w:uiPriority w:val="64"/>
     <w:pPr>
       <w:spacing w:after="0" w:line="240" w:lineRule="auto"/>
@@ -6478,6 +6571,7 @@
   <w:style w:type="table" w:styleId="71">
     <w:name w:val="Medium List 1 Accent 2"/>
     <w:basedOn w:val="32"/>
+    <w:qFormat/>
     <w:uiPriority w:val="65"/>
     <w:pPr>
       <w:spacing w:after="0" w:line="240" w:lineRule="auto"/>
@@ -6838,6 +6932,7 @@
   <w:style w:type="table" w:styleId="75">
     <w:name w:val="Medium List 1 Accent 6"/>
     <w:basedOn w:val="32"/>
+    <w:qFormat/>
     <w:uiPriority w:val="65"/>
     <w:pPr>
       <w:spacing w:after="0" w:line="240" w:lineRule="auto"/>
@@ -7900,6 +7995,7 @@
   <w:style w:type="table" w:styleId="84">
     <w:name w:val="Medium Grid 1 Accent 1"/>
     <w:basedOn w:val="32"/>
+    <w:qFormat/>
     <w:uiPriority w:val="67"/>
     <w:pPr>
       <w:spacing w:after="0" w:line="240" w:lineRule="auto"/>
@@ -8038,6 +8134,7 @@
   <w:style w:type="table" w:styleId="86">
     <w:name w:val="Medium Grid 1 Accent 3"/>
     <w:basedOn w:val="32"/>
+    <w:qFormat/>
     <w:uiPriority w:val="67"/>
     <w:pPr>
       <w:spacing w:after="0" w:line="240" w:lineRule="auto"/>
@@ -8314,6 +8411,7 @@
   <w:style w:type="table" w:styleId="90">
     <w:name w:val="Medium Grid 2"/>
     <w:basedOn w:val="32"/>
+    <w:qFormat/>
     <w:uiPriority w:val="68"/>
     <w:pPr>
       <w:spacing w:after="0" w:line="240" w:lineRule="auto"/>
@@ -10782,6 +10880,7 @@
   <w:style w:type="table" w:styleId="107">
     <w:name w:val="Dark List Accent 3"/>
     <w:basedOn w:val="32"/>
+    <w:qFormat/>
     <w:uiPriority w:val="70"/>
     <w:pPr>
       <w:spacing w:after="0" w:line="240" w:lineRule="auto"/>
@@ -11127,6 +11226,7 @@
   <w:style w:type="table" w:styleId="110">
     <w:name w:val="Dark List Accent 6"/>
     <w:basedOn w:val="32"/>
+    <w:qFormat/>
     <w:uiPriority w:val="70"/>
     <w:pPr>
       <w:spacing w:after="0" w:line="240" w:lineRule="auto"/>
@@ -13627,6 +13727,7 @@
     <w:name w:val="Footer Char"/>
     <w:basedOn w:val="132"/>
     <w:link w:val="24"/>
+    <w:qFormat/>
     <w:uiPriority w:val="99"/>
   </w:style>
   <w:style w:type="paragraph" w:styleId="139">
@@ -13829,6 +13930,7 @@
     <w:basedOn w:val="132"/>
     <w:link w:val="7"/>
     <w:semiHidden/>
+    <w:qFormat/>
     <w:uiPriority w:val="9"/>
     <w:rPr>
       <w:rFonts w:asciiTheme="majorHAnsi" w:hAnsiTheme="majorHAnsi" w:eastAsiaTheme="majorEastAsia" w:cstheme="majorBidi"/>
